--- a/backend/template/docs/2-ways-contract.docx
+++ b/backend/template/docs/2-ways-contract.docx
@@ -137,36 +137,54 @@
           <w:color w:val="000000"/>
           <w:sz w:val="22"/>
           <w:szCs w:val="22"/>
-          <w:lang w:val="uz-Cyrl-UZ"/>
-        </w:rPr>
-        <w:t>20</w:t>
-      </w:r>
-      <w:r>
-        <w:rPr>
-          <w:color w:val="000000"/>
-          <w:sz w:val="22"/>
-          <w:szCs w:val="22"/>
-          <w:lang w:val="uz-Latn-UZ"/>
-        </w:rPr>
-        <w:t>26</w:t>
-      </w:r>
-      <w:r>
-        <w:rPr>
-          <w:color w:val="000000"/>
-          <w:sz w:val="22"/>
-          <w:szCs w:val="22"/>
-          <w:lang w:val="uz-Latn-UZ"/>
-        </w:rPr>
-        <w:t xml:space="preserve"> </w:t>
-      </w:r>
-      <w:r>
-        <w:rPr>
-          <w:color w:val="000000"/>
-          <w:sz w:val="22"/>
-          <w:szCs w:val="22"/>
-          <w:lang w:val="uz-Cyrl-UZ"/>
-        </w:rPr>
-        <w:t>yil “___” “___________”</w:t>
+          <w:lang w:val="en-GB"/>
+        </w:rPr>
+        <w:t xml:space="preserve">{startYear} </w:t>
+      </w:r>
+      <w:r>
+        <w:rPr>
+          <w:color w:val="000000"/>
+          <w:sz w:val="22"/>
+          <w:szCs w:val="22"/>
+          <w:lang w:val="uz-Cyrl-UZ"/>
+        </w:rPr>
+        <w:t>yil “</w:t>
+      </w:r>
+      <w:r>
+        <w:rPr>
+          <w:color w:val="000000"/>
+          <w:sz w:val="22"/>
+          <w:szCs w:val="22"/>
+          <w:lang w:val="en-GB"/>
+        </w:rPr>
+        <w:t>{startDay}</w:t>
+      </w:r>
+      <w:r>
+        <w:rPr>
+          <w:color w:val="000000"/>
+          <w:sz w:val="22"/>
+          <w:szCs w:val="22"/>
+          <w:lang w:val="uz-Cyrl-UZ"/>
+        </w:rPr>
+        <w:t>” “</w:t>
+      </w:r>
+      <w:r>
+        <w:rPr>
+          <w:color w:val="000000"/>
+          <w:sz w:val="22"/>
+          <w:szCs w:val="22"/>
+          <w:lang w:val="en-GB"/>
+        </w:rPr>
+        <w:t>{startMonth}</w:t>
+      </w:r>
+      <w:r>
+        <w:rPr>
+          <w:color w:val="000000"/>
+          <w:sz w:val="22"/>
+          <w:szCs w:val="22"/>
+          <w:lang w:val="uz-Cyrl-UZ"/>
+        </w:rPr>
+        <w:t>”</w:t>
       </w:r>
       <w:r>
         <w:rPr>
@@ -247,16 +265,16 @@
           <w:szCs w:val="22"/>
           <w:lang w:val="uz-Cyrl-UZ"/>
         </w:rPr>
-        <w:t xml:space="preserve">             Xiva </w:t>
-      </w:r>
-      <w:r>
-        <w:rPr>
-          <w:color w:val="000000"/>
-          <w:sz w:val="22"/>
-          <w:szCs w:val="22"/>
-          <w:lang w:val="uz-Latn-UZ"/>
-        </w:rPr>
-        <w:t xml:space="preserve"> </w:t>
+        <w:t xml:space="preserve">   </w:t>
+      </w:r>
+      <w:r>
+        <w:rPr>
+          <w:color w:val="000000"/>
+          <w:sz w:val="22"/>
+          <w:szCs w:val="22"/>
+          <w:lang w:val="uz-Cyrl-UZ"/>
+        </w:rPr>
+        <w:t xml:space="preserve">Xiva </w:t>
       </w:r>
       <w:r>
         <w:rPr>
@@ -373,7 +391,18 @@
           <w:szCs w:val="22"/>
           <w:lang w:val="uz-Cyrl-UZ"/>
         </w:rPr>
-        <w:t>,              bir          tomondan      va bundan  keyin buyurtmachi deb ataluvchi_____________________________________________________________   ikkinchi tomondan quyidagi shartnoma tuzdilar:</w:t>
+        <w:t xml:space="preserve">,              bir          tomondan      va bundan  keyin </w:t>
+      </w:r>
+      <w:bookmarkStart w:id="0" w:name="_GoBack"/>
+      <w:bookmarkEnd w:id="0"/>
+      <w:r>
+        <w:rPr>
+          <w:color w:val="000000"/>
+          <w:sz w:val="22"/>
+          <w:szCs w:val="22"/>
+          <w:lang w:val="uz-Cyrl-UZ"/>
+        </w:rPr>
+        <w:t>buyurtmachi deb ataluvchi_____________________________________________________________   ikkinchi tomondan quyidagi shartnoma tuzdilar:</w:t>
       </w:r>
     </w:p>
     <w:p>
@@ -2841,8 +2870,6 @@
               </w:rPr>
               <w:t>{fullName}</w:t>
             </w:r>
-            <w:bookmarkStart w:id="0" w:name="_GoBack"/>
-            <w:bookmarkEnd w:id="0"/>
           </w:p>
           <w:p>
             <w:pPr>
